--- a/download/scanlearn/docs/Video_Script_ScanLearn.docx
+++ b/download/scanlearn/docs/Video_Script_ScanLearn.docx
@@ -156,7 +156,7 @@
                 <w:sz w:val="24"/>
                 <w:szCs w:val="24"/>
               </w:rPr>
-              <w:t xml:space="preserve">Target: Kaggle Judges &amp; Public</w:t>
+              <w:t xml:space="preserve">Made with ❤ using Gemma 4 by Nawang Dorjay</w:t>
             </w:r>
           </w:p>
           <w:p>
@@ -179,7 +179,7 @@
                 <w:sz w:val="16"/>
                 <w:szCs w:val="16"/>
               </w:rPr>
-              <w:t xml:space="preserve">Production Script</w:t>
+              <w:t xml:space="preserve">Made with ❤ using Gemma 4</w:t>
             </w:r>
             <w:r>
               <w:t xml:space="preserve">                                                    </w:t>
@@ -191,7 +191,7 @@
                 <w:sz w:val="16"/>
                 <w:szCs w:val="16"/>
               </w:rPr>
-              <w:t xml:space="preserve">May 2026</w:t>
+              <w:t xml:space="preserve">Nawang Dorjay</w:t>
             </w:r>
           </w:p>
         </w:tc>
